--- a/assets/course-documents/Image-Series-Reflection-ES.docx
+++ b/assets/course-documents/Image-Series-Reflection-ES.docx
@@ -117,7 +117,7 @@
           <w:sz w:val="22"/>
           <w:szCs w:val="22"/>
         </w:rPr>
-        <w:t xml:space="preserve">Nombre</w:t>
+        <w:t xml:space="preserve">Nombre:</w:t>
       </w:r>
       <w:r>
         <w:rPr>
@@ -128,7 +128,7 @@
           <w:sz w:val="22"/>
           <w:szCs w:val="22"/>
         </w:rPr>
-        <w:t xml:space="preserve">	Periodo</w:t>
+        <w:t xml:space="preserve">	Periodo:</w:t>
       </w:r>
       <w:r>
         <w:rPr>
@@ -139,7 +139,7 @@
           <w:sz w:val="22"/>
           <w:szCs w:val="22"/>
         </w:rPr>
-        <w:t xml:space="preserve">	Fecha</w:t>
+        <w:t xml:space="preserve">	Fecha:</w:t>
       </w:r>
     </w:p>
     <w:p>
